--- a/Career-Roadmap/CV/applications/amazon/Abdelrahman-Khalifa-CV.docx
+++ b/Career-Roadmap/CV/applications/amazon/Abdelrahman-Khalifa-CV.docx
@@ -652,7 +652,7 @@
           <w:color w:val="4A5568"/>
           <w:sz w:val="19"/>
         </w:rPr>
-        <w:t>Dec 2023 – Jan 2024</w:t>
+        <w:t>Dec 2024 – Jan 2025</w:t>
       </w:r>
     </w:p>
     <w:p>
